--- a/docs/phase1/01-project-plan/Team_EV_Project_Plan_Phase1_Final.docx
+++ b/docs/phase1/01-project-plan/Team_EV_Project_Plan_Phase1_Final.docx
@@ -70,7 +70,7 @@
         </w:rPr>
       </w:pPr>
       <w:r>
-        <w:t>Version 1.1 (Final Phase I)</w:t>
+        <w:t>Version 1.2 (Final Phase I)</w:t>
       </w:r>
     </w:p>
     <w:p>
@@ -106,7 +106,7 @@
         <w:pStyle w:val="25"/>
       </w:pPr>
       <w:r>
-        <w:t>October 17, 2026</w:t>
+        <w:t>October 18, 2026</w:t>
       </w:r>
     </w:p>
     <w:p>
@@ -167,7 +167,7 @@
         <w:fldChar w:fldCharType="begin"/>
       </w:r>
       <w:r>
-        <w:instrText xml:space="preserve"> HYPERLINK \l "_Toc243170088" </w:instrText>
+        <w:instrText xml:space="preserve"> HYPERLINK \l "_Toc243226942" </w:instrText>
       </w:r>
       <w:r>
         <w:fldChar w:fldCharType="separate"/>
@@ -202,7 +202,7 @@
         <w:fldChar w:fldCharType="begin"/>
       </w:r>
       <w:r>
-        <w:instrText xml:space="preserve"> PAGEREF _Toc243170088 \h </w:instrText>
+        <w:instrText xml:space="preserve"> PAGEREF _Toc243226942 \h </w:instrText>
       </w:r>
       <w:r>
         <w:fldChar w:fldCharType="separate"/>
@@ -232,7 +232,7 @@
         <w:fldChar w:fldCharType="begin"/>
       </w:r>
       <w:r>
-        <w:instrText xml:space="preserve"> HYPERLINK \l "_Toc243170089" </w:instrText>
+        <w:instrText xml:space="preserve"> HYPERLINK \l "_Toc243226943" </w:instrText>
       </w:r>
       <w:r>
         <w:fldChar w:fldCharType="separate"/>
@@ -266,7 +266,7 @@
         <w:fldChar w:fldCharType="begin"/>
       </w:r>
       <w:r>
-        <w:instrText xml:space="preserve"> PAGEREF _Toc243170089 \h </w:instrText>
+        <w:instrText xml:space="preserve"> PAGEREF _Toc243226943 \h </w:instrText>
       </w:r>
       <w:r>
         <w:fldChar w:fldCharType="separate"/>
@@ -296,7 +296,7 @@
         <w:fldChar w:fldCharType="begin"/>
       </w:r>
       <w:r>
-        <w:instrText xml:space="preserve"> HYPERLINK \l "_Toc243170090" </w:instrText>
+        <w:instrText xml:space="preserve"> HYPERLINK \l "_Toc243226944" </w:instrText>
       </w:r>
       <w:r>
         <w:fldChar w:fldCharType="separate"/>
@@ -330,7 +330,7 @@
         <w:fldChar w:fldCharType="begin"/>
       </w:r>
       <w:r>
-        <w:instrText xml:space="preserve"> PAGEREF _Toc243170090 \h </w:instrText>
+        <w:instrText xml:space="preserve"> PAGEREF _Toc243226944 \h </w:instrText>
       </w:r>
       <w:r>
         <w:fldChar w:fldCharType="separate"/>
@@ -360,7 +360,7 @@
         <w:fldChar w:fldCharType="begin"/>
       </w:r>
       <w:r>
-        <w:instrText xml:space="preserve"> HYPERLINK \l "_Toc243170091" </w:instrText>
+        <w:instrText xml:space="preserve"> HYPERLINK \l "_Toc243226945" </w:instrText>
       </w:r>
       <w:r>
         <w:fldChar w:fldCharType="separate"/>
@@ -394,7 +394,7 @@
         <w:fldChar w:fldCharType="begin"/>
       </w:r>
       <w:r>
-        <w:instrText xml:space="preserve"> PAGEREF _Toc243170091 \h </w:instrText>
+        <w:instrText xml:space="preserve"> PAGEREF _Toc243226945 \h </w:instrText>
       </w:r>
       <w:r>
         <w:fldChar w:fldCharType="separate"/>
@@ -424,7 +424,7 @@
         <w:fldChar w:fldCharType="begin"/>
       </w:r>
       <w:r>
-        <w:instrText xml:space="preserve"> HYPERLINK \l "_Toc243170092" </w:instrText>
+        <w:instrText xml:space="preserve"> HYPERLINK \l "_Toc243226946" </w:instrText>
       </w:r>
       <w:r>
         <w:fldChar w:fldCharType="separate"/>
@@ -458,7 +458,7 @@
         <w:fldChar w:fldCharType="begin"/>
       </w:r>
       <w:r>
-        <w:instrText xml:space="preserve"> PAGEREF _Toc243170092 \h </w:instrText>
+        <w:instrText xml:space="preserve"> PAGEREF _Toc243226946 \h </w:instrText>
       </w:r>
       <w:r>
         <w:fldChar w:fldCharType="separate"/>
@@ -488,7 +488,7 @@
         <w:fldChar w:fldCharType="begin"/>
       </w:r>
       <w:r>
-        <w:instrText xml:space="preserve"> HYPERLINK \l "_Toc243170093" </w:instrText>
+        <w:instrText xml:space="preserve"> HYPERLINK \l "_Toc243226947" </w:instrText>
       </w:r>
       <w:r>
         <w:fldChar w:fldCharType="separate"/>
@@ -522,7 +522,7 @@
         <w:fldChar w:fldCharType="begin"/>
       </w:r>
       <w:r>
-        <w:instrText xml:space="preserve"> PAGEREF _Toc243170093 \h </w:instrText>
+        <w:instrText xml:space="preserve"> PAGEREF _Toc243226947 \h </w:instrText>
       </w:r>
       <w:r>
         <w:fldChar w:fldCharType="separate"/>
@@ -553,7 +553,7 @@
         <w:fldChar w:fldCharType="begin"/>
       </w:r>
       <w:r>
-        <w:instrText xml:space="preserve"> HYPERLINK \l "_Toc243170094" </w:instrText>
+        <w:instrText xml:space="preserve"> HYPERLINK \l "_Toc243226948" </w:instrText>
       </w:r>
       <w:r>
         <w:fldChar w:fldCharType="separate"/>
@@ -588,7 +588,7 @@
         <w:fldChar w:fldCharType="begin"/>
       </w:r>
       <w:r>
-        <w:instrText xml:space="preserve"> PAGEREF _Toc243170094 \h </w:instrText>
+        <w:instrText xml:space="preserve"> PAGEREF _Toc243226948 \h </w:instrText>
       </w:r>
       <w:r>
         <w:fldChar w:fldCharType="separate"/>
@@ -618,7 +618,7 @@
         <w:fldChar w:fldCharType="begin"/>
       </w:r>
       <w:r>
-        <w:instrText xml:space="preserve"> HYPERLINK \l "_Toc243170095" </w:instrText>
+        <w:instrText xml:space="preserve"> HYPERLINK \l "_Toc243226949" </w:instrText>
       </w:r>
       <w:r>
         <w:fldChar w:fldCharType="separate"/>
@@ -652,7 +652,7 @@
         <w:fldChar w:fldCharType="begin"/>
       </w:r>
       <w:r>
-        <w:instrText xml:space="preserve"> PAGEREF _Toc243170095 \h </w:instrText>
+        <w:instrText xml:space="preserve"> PAGEREF _Toc243226949 \h </w:instrText>
       </w:r>
       <w:r>
         <w:fldChar w:fldCharType="separate"/>
@@ -682,7 +682,7 @@
         <w:fldChar w:fldCharType="begin"/>
       </w:r>
       <w:r>
-        <w:instrText xml:space="preserve"> HYPERLINK \l "_Toc243170096" </w:instrText>
+        <w:instrText xml:space="preserve"> HYPERLINK \l "_Toc243226950" </w:instrText>
       </w:r>
       <w:r>
         <w:fldChar w:fldCharType="separate"/>
@@ -716,7 +716,7 @@
         <w:fldChar w:fldCharType="begin"/>
       </w:r>
       <w:r>
-        <w:instrText xml:space="preserve"> PAGEREF _Toc243170096 \h </w:instrText>
+        <w:instrText xml:space="preserve"> PAGEREF _Toc243226950 \h </w:instrText>
       </w:r>
       <w:r>
         <w:fldChar w:fldCharType="separate"/>
@@ -746,7 +746,7 @@
         <w:fldChar w:fldCharType="begin"/>
       </w:r>
       <w:r>
-        <w:instrText xml:space="preserve"> HYPERLINK \l "_Toc243170097" </w:instrText>
+        <w:instrText xml:space="preserve"> HYPERLINK \l "_Toc243226951" </w:instrText>
       </w:r>
       <w:r>
         <w:fldChar w:fldCharType="separate"/>
@@ -780,7 +780,7 @@
         <w:fldChar w:fldCharType="begin"/>
       </w:r>
       <w:r>
-        <w:instrText xml:space="preserve"> PAGEREF _Toc243170097 \h </w:instrText>
+        <w:instrText xml:space="preserve"> PAGEREF _Toc243226951 \h </w:instrText>
       </w:r>
       <w:r>
         <w:fldChar w:fldCharType="separate"/>
@@ -811,7 +811,7 @@
         <w:fldChar w:fldCharType="begin"/>
       </w:r>
       <w:r>
-        <w:instrText xml:space="preserve"> HYPERLINK \l "_Toc243170098" </w:instrText>
+        <w:instrText xml:space="preserve"> HYPERLINK \l "_Toc243226952" </w:instrText>
       </w:r>
       <w:r>
         <w:fldChar w:fldCharType="separate"/>
@@ -846,7 +846,7 @@
         <w:fldChar w:fldCharType="begin"/>
       </w:r>
       <w:r>
-        <w:instrText xml:space="preserve"> PAGEREF _Toc243170098 \h </w:instrText>
+        <w:instrText xml:space="preserve"> PAGEREF _Toc243226952 \h </w:instrText>
       </w:r>
       <w:r>
         <w:fldChar w:fldCharType="separate"/>
@@ -876,7 +876,7 @@
         <w:fldChar w:fldCharType="begin"/>
       </w:r>
       <w:r>
-        <w:instrText xml:space="preserve"> HYPERLINK \l "_Toc243170099" </w:instrText>
+        <w:instrText xml:space="preserve"> HYPERLINK \l "_Toc243226953" </w:instrText>
       </w:r>
       <w:r>
         <w:fldChar w:fldCharType="separate"/>
@@ -910,7 +910,7 @@
         <w:fldChar w:fldCharType="begin"/>
       </w:r>
       <w:r>
-        <w:instrText xml:space="preserve"> PAGEREF _Toc243170099 \h </w:instrText>
+        <w:instrText xml:space="preserve"> PAGEREF _Toc243226953 \h </w:instrText>
       </w:r>
       <w:r>
         <w:fldChar w:fldCharType="separate"/>
@@ -940,7 +940,7 @@
         <w:fldChar w:fldCharType="begin"/>
       </w:r>
       <w:r>
-        <w:instrText xml:space="preserve"> HYPERLINK \l "_Toc243170100" </w:instrText>
+        <w:instrText xml:space="preserve"> HYPERLINK \l "_Toc243226954" </w:instrText>
       </w:r>
       <w:r>
         <w:fldChar w:fldCharType="separate"/>
@@ -974,7 +974,7 @@
         <w:fldChar w:fldCharType="begin"/>
       </w:r>
       <w:r>
-        <w:instrText xml:space="preserve"> PAGEREF _Toc243170100 \h </w:instrText>
+        <w:instrText xml:space="preserve"> PAGEREF _Toc243226954 \h </w:instrText>
       </w:r>
       <w:r>
         <w:fldChar w:fldCharType="separate"/>
@@ -1004,7 +1004,7 @@
         <w:fldChar w:fldCharType="begin"/>
       </w:r>
       <w:r>
-        <w:instrText xml:space="preserve"> HYPERLINK \l "_Toc243170101" </w:instrText>
+        <w:instrText xml:space="preserve"> HYPERLINK \l "_Toc243226955" </w:instrText>
       </w:r>
       <w:r>
         <w:fldChar w:fldCharType="separate"/>
@@ -1038,7 +1038,7 @@
         <w:fldChar w:fldCharType="begin"/>
       </w:r>
       <w:r>
-        <w:instrText xml:space="preserve"> PAGEREF _Toc243170101 \h </w:instrText>
+        <w:instrText xml:space="preserve"> PAGEREF _Toc243226955 \h </w:instrText>
       </w:r>
       <w:r>
         <w:fldChar w:fldCharType="separate"/>
@@ -1069,7 +1069,7 @@
         <w:fldChar w:fldCharType="begin"/>
       </w:r>
       <w:r>
-        <w:instrText xml:space="preserve"> HYPERLINK \l "_Toc243170102" </w:instrText>
+        <w:instrText xml:space="preserve"> HYPERLINK \l "_Toc243226956" </w:instrText>
       </w:r>
       <w:r>
         <w:fldChar w:fldCharType="separate"/>
@@ -1104,7 +1104,7 @@
         <w:fldChar w:fldCharType="begin"/>
       </w:r>
       <w:r>
-        <w:instrText xml:space="preserve"> PAGEREF _Toc243170102 \h </w:instrText>
+        <w:instrText xml:space="preserve"> PAGEREF _Toc243226956 \h </w:instrText>
       </w:r>
       <w:r>
         <w:fldChar w:fldCharType="separate"/>
@@ -1134,7 +1134,7 @@
         <w:fldChar w:fldCharType="begin"/>
       </w:r>
       <w:r>
-        <w:instrText xml:space="preserve"> HYPERLINK \l "_Toc243170103" </w:instrText>
+        <w:instrText xml:space="preserve"> HYPERLINK \l "_Toc243226957" </w:instrText>
       </w:r>
       <w:r>
         <w:fldChar w:fldCharType="separate"/>
@@ -1168,7 +1168,7 @@
         <w:fldChar w:fldCharType="begin"/>
       </w:r>
       <w:r>
-        <w:instrText xml:space="preserve"> PAGEREF _Toc243170103 \h </w:instrText>
+        <w:instrText xml:space="preserve"> PAGEREF _Toc243226957 \h </w:instrText>
       </w:r>
       <w:r>
         <w:fldChar w:fldCharType="separate"/>
@@ -1198,7 +1198,7 @@
         <w:fldChar w:fldCharType="begin"/>
       </w:r>
       <w:r>
-        <w:instrText xml:space="preserve"> HYPERLINK \l "_Toc243170104" </w:instrText>
+        <w:instrText xml:space="preserve"> HYPERLINK \l "_Toc243226958" </w:instrText>
       </w:r>
       <w:r>
         <w:fldChar w:fldCharType="separate"/>
@@ -1232,7 +1232,7 @@
         <w:fldChar w:fldCharType="begin"/>
       </w:r>
       <w:r>
-        <w:instrText xml:space="preserve"> PAGEREF _Toc243170104 \h </w:instrText>
+        <w:instrText xml:space="preserve"> PAGEREF _Toc243226958 \h </w:instrText>
       </w:r>
       <w:r>
         <w:fldChar w:fldCharType="separate"/>
@@ -1263,7 +1263,7 @@
         <w:fldChar w:fldCharType="begin"/>
       </w:r>
       <w:r>
-        <w:instrText xml:space="preserve"> HYPERLINK \l "_Toc243170105" </w:instrText>
+        <w:instrText xml:space="preserve"> HYPERLINK \l "_Toc243226959" </w:instrText>
       </w:r>
       <w:r>
         <w:fldChar w:fldCharType="separate"/>
@@ -1298,207 +1298,13 @@
         <w:fldChar w:fldCharType="begin"/>
       </w:r>
       <w:r>
-        <w:instrText xml:space="preserve"> PAGEREF _Toc243170105 \h </w:instrText>
+        <w:instrText xml:space="preserve"> PAGEREF _Toc243226959 \h </w:instrText>
       </w:r>
       <w:r>
         <w:fldChar w:fldCharType="separate"/>
       </w:r>
       <w:r>
-        <w:t>8</w:t>
-      </w:r>
-      <w:r>
-        <w:fldChar w:fldCharType="end"/>
-      </w:r>
-      <w:r>
-        <w:fldChar w:fldCharType="end"/>
-      </w:r>
-    </w:p>
-    <w:p>
-      <w:pPr>
-        <w:pStyle w:val="14"/>
-        <w:rPr>
-          <w:rFonts w:asciiTheme="minorHAnsi" w:hAnsiTheme="minorHAnsi" w:eastAsiaTheme="minorEastAsia" w:cstheme="minorBidi"/>
-          <w:b w:val="0"/>
-          <w:kern w:val="2"/>
-          <w:szCs w:val="24"/>
-          <w:lang w:eastAsia="zh-CN"/>
-          <w14:ligatures w14:val="standardContextual"/>
-        </w:rPr>
-      </w:pPr>
-      <w:r>
-        <w:fldChar w:fldCharType="begin"/>
-      </w:r>
-      <w:r>
-        <w:instrText xml:space="preserve"> HYPERLINK \l "_Toc243170106" </w:instrText>
-      </w:r>
-      <w:r>
-        <w:fldChar w:fldCharType="separate"/>
-      </w:r>
-      <w:r>
-        <w:rPr>
-          <w:rStyle w:val="23"/>
-        </w:rPr>
-        <w:t>6.</w:t>
-      </w:r>
-      <w:r>
-        <w:rPr>
-          <w:rFonts w:asciiTheme="minorHAnsi" w:hAnsiTheme="minorHAnsi" w:eastAsiaTheme="minorEastAsia" w:cstheme="minorBidi"/>
-          <w:b w:val="0"/>
-          <w:kern w:val="2"/>
-          <w:szCs w:val="24"/>
-          <w:lang w:eastAsia="zh-CN"/>
-          <w14:ligatures w14:val="standardContextual"/>
-        </w:rPr>
-        <w:tab/>
-      </w:r>
-      <w:r>
-        <w:rPr>
-          <w:rStyle w:val="23"/>
-        </w:rPr>
-        <w:t>Phase I Outcome</w:t>
-      </w:r>
-      <w:r>
-        <w:tab/>
-      </w:r>
-      <w:r>
-        <w:fldChar w:fldCharType="begin"/>
-      </w:r>
-      <w:r>
-        <w:instrText xml:space="preserve"> PAGEREF _Toc243170106 \h </w:instrText>
-      </w:r>
-      <w:r>
-        <w:fldChar w:fldCharType="separate"/>
-      </w:r>
-      <w:r>
-        <w:t>11</w:t>
-      </w:r>
-      <w:r>
-        <w:fldChar w:fldCharType="end"/>
-      </w:r>
-      <w:r>
-        <w:fldChar w:fldCharType="end"/>
-      </w:r>
-    </w:p>
-    <w:p>
-      <w:pPr>
-        <w:pStyle w:val="17"/>
-        <w:rPr>
-          <w:rFonts w:asciiTheme="minorHAnsi" w:hAnsiTheme="minorHAnsi" w:eastAsiaTheme="minorEastAsia" w:cstheme="minorBidi"/>
-          <w:kern w:val="2"/>
-          <w:szCs w:val="24"/>
-          <w:lang w:eastAsia="zh-CN"/>
-          <w14:ligatures w14:val="standardContextual"/>
-        </w:rPr>
-      </w:pPr>
-      <w:r>
-        <w:fldChar w:fldCharType="begin"/>
-      </w:r>
-      <w:r>
-        <w:instrText xml:space="preserve"> HYPERLINK \l "_Toc243170107" </w:instrText>
-      </w:r>
-      <w:r>
-        <w:fldChar w:fldCharType="separate"/>
-      </w:r>
-      <w:r>
-        <w:rPr>
-          <w:rStyle w:val="23"/>
-        </w:rPr>
-        <w:t>6.1.</w:t>
-      </w:r>
-      <w:r>
-        <w:rPr>
-          <w:rFonts w:asciiTheme="minorHAnsi" w:hAnsiTheme="minorHAnsi" w:eastAsiaTheme="minorEastAsia" w:cstheme="minorBidi"/>
-          <w:kern w:val="2"/>
-          <w:szCs w:val="24"/>
-          <w:lang w:eastAsia="zh-CN"/>
-          <w14:ligatures w14:val="standardContextual"/>
-        </w:rPr>
-        <w:tab/>
-      </w:r>
-      <w:r>
-        <w:rPr>
-          <w:rStyle w:val="23"/>
-        </w:rPr>
-        <w:t>Planned vs. Actual</w:t>
-      </w:r>
-      <w:r>
-        <w:tab/>
-      </w:r>
-      <w:r>
-        <w:fldChar w:fldCharType="begin"/>
-      </w:r>
-      <w:r>
-        <w:instrText xml:space="preserve"> PAGEREF _Toc243170107 \h </w:instrText>
-      </w:r>
-      <w:r>
-        <w:fldChar w:fldCharType="separate"/>
-      </w:r>
-      <w:r>
-        <w:t>11</w:t>
-      </w:r>
-      <w:r>
-        <w:fldChar w:fldCharType="end"/>
-      </w:r>
-      <w:r>
-        <w:fldChar w:fldCharType="end"/>
-      </w:r>
-    </w:p>
-    <w:p>
-      <w:pPr>
-        <w:pStyle w:val="17"/>
-        <w:rPr>
-          <w:rFonts w:asciiTheme="minorHAnsi" w:hAnsiTheme="minorHAnsi" w:eastAsiaTheme="minorEastAsia" w:cstheme="minorBidi"/>
-          <w:kern w:val="2"/>
-          <w:szCs w:val="24"/>
-          <w:lang w:eastAsia="zh-CN"/>
-          <w14:ligatures w14:val="standardContextual"/>
-        </w:rPr>
-      </w:pPr>
-      <w:r>
-        <w:fldChar w:fldCharType="begin"/>
-      </w:r>
-      <w:r>
-        <w:instrText xml:space="preserve"> HYPERLINK \l "_Toc243170108" </w:instrText>
-      </w:r>
-      <w:r>
-        <w:fldChar w:fldCharType="separate"/>
-      </w:r>
-      <w:r>
-        <w:rPr>
-          <w:rStyle w:val="23"/>
-        </w:rPr>
-        <w:t>6.2.</w:t>
-      </w:r>
-      <w:r>
-        <w:rPr>
-          <w:rFonts w:asciiTheme="minorHAnsi" w:hAnsiTheme="minorHAnsi" w:eastAsiaTheme="minorEastAsia" w:cstheme="minorBidi"/>
-          <w:kern w:val="2"/>
-          <w:szCs w:val="24"/>
-          <w:lang w:eastAsia="zh-CN"/>
-          <w14:ligatures w14:val="standardContextual"/>
-        </w:rPr>
-        <w:tab/>
-      </w:r>
-      <w:r>
-        <w:rPr>
-          <w:rStyle w:val="23"/>
-        </w:rPr>
-        <w:t>Risks That Occurred</w:t>
-      </w:r>
-      <w:r>
-        <w:tab/>
-      </w:r>
-      <w:r>
-        <w:fldChar w:fldCharType="begin"/>
-      </w:r>
-      <w:r>
-        <w:instrText xml:space="preserve"> PAGEREF _Toc243170108 \h </w:instrText>
-      </w:r>
-      <w:r>
-        <w:fldChar w:fldCharType="separate"/>
-      </w:r>
-      <w:r>
-        <w:t>11</w:t>
+        <w:t>9</w:t>
       </w:r>
       <w:r>
         <w:fldChar w:fldCharType="end"/>
@@ -1998,7 +1804,7 @@
                 <w:rFonts w:hint="eastAsia" w:eastAsia="宋体"/>
                 <w:lang w:eastAsia="zh-CN"/>
               </w:rPr>
-              <w:t>Final Phase I version: D-3 owner and D-2 co-author reassigned, Peer Review moved to Oct 18, actual W5 schedule recorded, Phase I outcome added (§6)</w:t>
+              <w:t>Final Phase I version: D-3 owner and D-2 co-author reassigned, Peer Review moved to Oct 18, actual W5 schedule recorded</w:t>
             </w:r>
           </w:p>
         </w:tc>
@@ -2048,6 +1854,9 @@
             <w:pPr>
               <w:pStyle w:val="31"/>
             </w:pPr>
+            <w:r>
+              <w:t>Zichuo Wang</w:t>
+            </w:r>
           </w:p>
         </w:tc>
         <w:tc>
@@ -2058,6 +1867,9 @@
             <w:pPr>
               <w:pStyle w:val="31"/>
             </w:pPr>
+            <w:r>
+              <w:t>2026-10-18</w:t>
+            </w:r>
           </w:p>
         </w:tc>
         <w:tc>
@@ -2068,6 +1880,9 @@
             <w:pPr>
               <w:pStyle w:val="31"/>
             </w:pPr>
+            <w:r>
+              <w:t>Justus Jones’s late WRS §3 draft reviewed and merged into the WRS (v1.1); D-3 owner Justus Jones with co-author Zichuo Wang; D-5 co-author Young Kim</w:t>
+            </w:r>
           </w:p>
         </w:tc>
         <w:tc>
@@ -2078,6 +1893,9 @@
             <w:pPr>
               <w:pStyle w:val="31"/>
             </w:pPr>
+            <w:r>
+              <w:t>1.2</w:t>
+            </w:r>
           </w:p>
         </w:tc>
       </w:tr>
@@ -2223,7 +2041,7 @@
       <w:pPr>
         <w:pStyle w:val="2"/>
       </w:pPr>
-      <w:bookmarkStart w:id="0" w:name="_Toc243170088"/>
+      <w:bookmarkStart w:id="0" w:name="_Toc243226942"/>
       <w:r>
         <w:t>Overview</w:t>
       </w:r>
@@ -2234,7 +2052,7 @@
         <w:spacing w:after="120"/>
       </w:pPr>
       <w:r>
-        <w:t>This plan covers Phase I of the Cpt_S 484 team project for Project THEIA. It states what the team will produce, who owns each work product, how the team is organized and communicates, the risks it expects and how it will control them, and the schedule it will work to.  This is the final Phase I version of the plan: Section 6 records what actually happened against it.</w:t>
+        <w:t>This plan covers Phase I of the Cpt_S 484 team project for Project THEIA. It states what the team will produce, who owns each work product, how the team is organized and communicates, the risks it expects and how it will control them, and the schedule it will work to.  This is the final Phase I version of the plan, updated to record what actually happened: roles in §2.3, risks in §3.3, and the schedule in §5.</w:t>
       </w:r>
     </w:p>
     <w:p>
@@ -2527,7 +2345,7 @@
       <w:pPr>
         <w:pStyle w:val="3"/>
       </w:pPr>
-      <w:bookmarkStart w:id="1" w:name="_Toc243170089"/>
+      <w:bookmarkStart w:id="1" w:name="_Toc243226943"/>
       <w:r>
         <w:t>Project Purpose, Objectives, and Success Criteria</w:t>
       </w:r>
@@ -3054,7 +2872,7 @@
       <w:pPr>
         <w:pStyle w:val="3"/>
       </w:pPr>
-      <w:bookmarkStart w:id="2" w:name="_Toc243170090"/>
+      <w:bookmarkStart w:id="2" w:name="_Toc243226944"/>
       <w:r>
         <w:t>Project Deliverables</w:t>
       </w:r>
@@ -3886,7 +3704,7 @@
       <w:pPr>
         <w:pStyle w:val="3"/>
       </w:pPr>
-      <w:bookmarkStart w:id="3" w:name="_Toc243170091"/>
+      <w:bookmarkStart w:id="3" w:name="_Toc243226945"/>
       <w:r>
         <w:t>Assumptions, Dependencies, and Constraints</w:t>
       </w:r>
@@ -4559,7 +4377,7 @@
       <w:pPr>
         <w:pStyle w:val="3"/>
       </w:pPr>
-      <w:bookmarkStart w:id="4" w:name="_Toc243170092"/>
+      <w:bookmarkStart w:id="4" w:name="_Toc243226946"/>
       <w:r>
         <w:t>References</w:t>
       </w:r>
@@ -4695,7 +4513,7 @@
       <w:pPr>
         <w:pStyle w:val="3"/>
       </w:pPr>
-      <w:bookmarkStart w:id="5" w:name="_Toc243170093"/>
+      <w:bookmarkStart w:id="5" w:name="_Toc243226947"/>
       <w:r>
         <w:t>Definitions and Acronyms</w:t>
       </w:r>
@@ -5336,7 +5154,7 @@
       <w:pPr>
         <w:pStyle w:val="2"/>
       </w:pPr>
-      <w:bookmarkStart w:id="6" w:name="_Toc243170094"/>
+      <w:bookmarkStart w:id="6" w:name="_Toc243226948"/>
       <w:r>
         <w:t>Project Organization</w:t>
       </w:r>
@@ -5346,7 +5164,7 @@
       <w:pPr>
         <w:pStyle w:val="3"/>
       </w:pPr>
-      <w:bookmarkStart w:id="7" w:name="_Toc243170095"/>
+      <w:bookmarkStart w:id="7" w:name="_Toc243226949"/>
       <w:r>
         <w:t>Process Model</w:t>
       </w:r>
@@ -5871,7 +5689,7 @@
       <w:pPr>
         <w:pStyle w:val="3"/>
       </w:pPr>
-      <w:bookmarkStart w:id="8" w:name="_Toc243170096"/>
+      <w:bookmarkStart w:id="8" w:name="_Toc243226950"/>
       <w:r>
         <w:t>Organizational Structure</w:t>
       </w:r>
@@ -6189,7 +6007,7 @@
       <w:pPr>
         <w:pStyle w:val="3"/>
       </w:pPr>
-      <w:bookmarkStart w:id="9" w:name="_Toc243170097"/>
+      <w:bookmarkStart w:id="9" w:name="_Toc243226951"/>
       <w:r>
         <w:t>Roles and Responsibilities</w:t>
       </w:r>
@@ -6457,7 +6275,7 @@
               <w:rPr>
                 <w:rFonts w:hint="eastAsia"/>
               </w:rPr>
-              <w:t>James Zuniga (reassigned from Justus Jones)</w:t>
+              <w:t xml:space="preserve">James Zuniga </w:t>
             </w:r>
           </w:p>
         </w:tc>
@@ -6520,7 +6338,7 @@
               <w:rPr>
                 <w:rFonts w:hint="eastAsia"/>
               </w:rPr>
-              <w:t>Zichuo Wang (reassigned from Justus Jones)</w:t>
+              <w:t>Justus Jones</w:t>
             </w:r>
           </w:p>
         </w:tc>
@@ -6536,7 +6354,7 @@
               <w:rPr>
                 <w:rFonts w:hint="eastAsia"/>
               </w:rPr>
-              <w:t>Young Kim</w:t>
+              <w:t xml:space="preserve">Zichuo Wang </w:t>
             </w:r>
           </w:p>
         </w:tc>
@@ -6688,7 +6506,7 @@
               <w:rPr>
                 <w:rFonts w:hint="eastAsia"/>
               </w:rPr>
-              <w:t>James Zuniga</w:t>
+              <w:t xml:space="preserve">Young Kim </w:t>
             </w:r>
           </w:p>
         </w:tc>
@@ -6793,10 +6611,10 @@
         <w:rPr>
           <w:b/>
         </w:rPr>
-        <w:t>Reassignment in W5.</w:t>
-      </w:r>
-      <w:r>
-        <w:t xml:space="preserve"> Justus Jones, the D-3 owner and D-2 co-author in the preliminary plan, did not reply to the team or report progress during the final week and produced no work product for this submission. Zichuo Wang took over D-3, with Young Kim continuing as co-author, and James Zuniga became the D-2 co-author. Justus Jones remains a member of Team EV.</w:t>
+        <w:t>Role changes in W5.</w:t>
+      </w:r>
+      <w:r>
+        <w:t xml:space="preserve"> Justus Jones, the D-3 owner, did not reply to the team during the final week, so Zichuo Wang completed WRS §3 for the assembly on Sat, Oct 17. On Sun, Oct 18, Justus submitted an independent §3 draft and his AI usage log (PR #1). The team checked the draft against the slides, the prototype, and the manual, and merged its additions into WRS v1.1: priorities for every requirement, acceptance criteria for the non-functional requirements, error handling, and the Preliminary Definition coverage table. Parts that conflicted with the recorded scenarios or the prototype were not adopted.</w:t>
       </w:r>
     </w:p>
     <w:p>
@@ -6877,7 +6695,7 @@
       <w:pPr>
         <w:pStyle w:val="2"/>
       </w:pPr>
-      <w:bookmarkStart w:id="10" w:name="_Toc243170098"/>
+      <w:bookmarkStart w:id="10" w:name="_Toc243226952"/>
       <w:r>
         <w:t>Managerial Process Plans</w:t>
       </w:r>
@@ -6887,7 +6705,7 @@
       <w:pPr>
         <w:pStyle w:val="3"/>
       </w:pPr>
-      <w:bookmarkStart w:id="11" w:name="_Toc243170099"/>
+      <w:bookmarkStart w:id="11" w:name="_Toc243226953"/>
       <w:r>
         <w:t>Management Objectives and Priorities</w:t>
       </w:r>
@@ -6981,7 +6799,7 @@
       <w:pPr>
         <w:pStyle w:val="3"/>
       </w:pPr>
-      <w:bookmarkStart w:id="12" w:name="_Toc243170100"/>
+      <w:bookmarkStart w:id="12" w:name="_Toc243226954"/>
       <w:r>
         <w:t>Assumptions, Dependencies, and Constraints</w:t>
       </w:r>
@@ -6999,7 +6817,7 @@
       <w:pPr>
         <w:pStyle w:val="3"/>
       </w:pPr>
-      <w:bookmarkStart w:id="13" w:name="_Toc243170101"/>
+      <w:bookmarkStart w:id="13" w:name="_Toc243226955"/>
       <w:r>
         <w:t>Risk Management</w:t>
       </w:r>
@@ -7193,7 +7011,12 @@
               <w:pStyle w:val="31"/>
             </w:pPr>
             <w:r>
-              <w:t>Unlikely / High</w:t>
+              <w:t>Un</w:t>
+            </w:r>
+            <w:bookmarkStart w:id="18" w:name="_GoBack"/>
+            <w:bookmarkEnd w:id="18"/>
+            <w:r>
+              <w:t>likely / High</w:t>
             </w:r>
           </w:p>
         </w:tc>
@@ -8119,7 +7942,7 @@
               <w:pStyle w:val="31"/>
             </w:pPr>
             <w:r>
-              <w:t>Weekly checkpoint in Discord; every work product has a co-author who already works on it and can take it over. If an owner misses two consecutive checkpoints, the co-author takes over. Outcome: R-1 occurred in W5. The D-3 owner did not report progress, so the Liaison took over D-3 with the existing co-author, and James Zuniga took the D-2 co-author role (see §6).</w:t>
+              <w:t>Weekly checkpoint in Discord; every work product has a co-author who already works on it and can take it over. If an owner misses two consecutive checkpoints, the co-author takes over. Outcome: R-1 occurred in W5. The D-3 owner did not reply during the final week, so the D-3 co-author completed WRS §3 for the assembly, and James Zuniga took the D-2 co-author role. The owner’s draft arrived after the assembly (Oct 18); after review, its additions were merged into WRS v1.1 (see §2.3).</w:t>
             </w:r>
           </w:p>
         </w:tc>
@@ -8575,7 +8398,7 @@
       <w:pPr>
         <w:pStyle w:val="2"/>
       </w:pPr>
-      <w:bookmarkStart w:id="14" w:name="_Toc243170102"/>
+      <w:bookmarkStart w:id="14" w:name="_Toc243226956"/>
       <w:r>
         <w:t>Technical Process Plans</w:t>
       </w:r>
@@ -8585,7 +8408,7 @@
       <w:pPr>
         <w:pStyle w:val="3"/>
       </w:pPr>
-      <w:bookmarkStart w:id="15" w:name="_Toc243170103"/>
+      <w:bookmarkStart w:id="15" w:name="_Toc243226957"/>
       <w:r>
         <w:t>Methods, Tools, and Techniques</w:t>
       </w:r>
@@ -9013,7 +8836,7 @@
       <w:pPr>
         <w:pStyle w:val="3"/>
       </w:pPr>
-      <w:bookmarkStart w:id="16" w:name="_Toc243170104"/>
+      <w:bookmarkStart w:id="16" w:name="_Toc243226958"/>
       <w:r>
         <w:t>Software Documentation</w:t>
       </w:r>
@@ -9039,7 +8862,7 @@
       <w:pPr>
         <w:pStyle w:val="2"/>
       </w:pPr>
-      <w:bookmarkStart w:id="17" w:name="_Toc243170105"/>
+      <w:bookmarkStart w:id="17" w:name="_Toc243226959"/>
       <w:r>
         <w:t>Work Elements and Schedule</w:t>
       </w:r>
@@ -9431,7 +9254,7 @@
               <w:pStyle w:val="31"/>
             </w:pPr>
             <w:r>
-              <w:t xml:space="preserve"> Austin Aragon + James Zuniga (D-2); Zichuo Wang + Young Kim (D-3, from Justus Jones); James Zuniga + Austin Aragon (D-1); Young Kim + Zichuo Wang (D-4); all review</w:t>
+              <w:t xml:space="preserve"> Austin Aragon + James Zuniga (D-2); Justus Jones + Zichuo Wang (D-3); James Zuniga + Austin Aragon (D-1); Young Kim + Zichuo Wang (D-4); all review</w:t>
             </w:r>
           </w:p>
         </w:tc>
@@ -9526,7 +9349,7 @@
               <w:rPr>
                 <w:rFonts w:hint="eastAsia"/>
               </w:rPr>
-              <w:t>Zichuo Wang + Young Kim (D-3, from Justus Jones); James Zuniga + Austin Aragon (D-1); Young Kim + Zichuo Wang (D-4); all review</w:t>
+              <w:t>Justus Jones + Zichuo Wang (D-3); James Zuniga + Austin Aragon (D-1); Young Kim + Zichuo Wang (D-4); all review</w:t>
             </w:r>
           </w:p>
         </w:tc>
@@ -9605,7 +9428,7 @@
               <w:pStyle w:val="31"/>
             </w:pPr>
             <w:r>
-              <w:t>Remaining W4 work finished and reviewed. Presentation recorded (10–15 min) and uploaded to YouTube as unlisted. All other work products (slides, WRS §2, prototype mock-up, user manual, AI usage evidence) completed by Fri, Oct 16. Sat, Oct 17: Zichuo Wang assembles all work products into their final form, completes WRS §3 with Young Kim after the reassignment, runs the single-voice editing pass and the cross-product consistency check, finalizes this plan, and builds the WRS document and the AI Usage and Teamwork Report. Sun, Oct 18: submission</w:t>
+              <w:t>Remaining W4 work finished and reviewed. Presentation recorded (10–15 min) and uploaded to YouTube as unlisted. All other work products (slides, WRS §2, prototype mock-up, user manual, AI usage evidence) completed by Fri, Oct 16. Sat, Oct 17: Zichuo Wang assembles all work products into their final form, completes WRS §3 as the D-3 co-author, runs the single-voice editing pass and the cross-product consistency check, finalizes this plan, and builds the WRS document and the AI Usage and Teamwork Report. Sun, Oct 18: Justus Jones’s §3 draft (PR #1) reviewed and its additions merged into WRS v1.1; submission</w:t>
             </w:r>
           </w:p>
         </w:tc>
@@ -9618,7 +9441,7 @@
               <w:pStyle w:val="31"/>
             </w:pPr>
             <w:r>
-              <w:t>All; Zichuo Wang assembles and runs the editing pass (Sat, Oct 17); Zichuo Wang + Young Kim (D-3, D-6); Zichuo Wang + James Zuniga (D-5 final version)</w:t>
+              <w:t>All; Zichuo Wang assembles and runs the editing pass (Sat, Oct 17); Zichuo Wang (D-3 co-author); Justus Jones (D-3 draft, Oct 18); Zichuo Wang + Young Kim (D-5 final version, D-6)</w:t>
             </w:r>
           </w:p>
         </w:tc>
@@ -9741,10 +9564,7 @@
         </w:tc>
       </w:tr>
     </w:tbl>
-    <w:p>
-      <w:bookmarkStart w:id="18" w:name="_GoBack"/>
-      <w:bookmarkEnd w:id="18"/>
-    </w:p>
+    <w:p/>
     <w:sectPr>
       <w:pgSz w:w="12240" w:h="15840"/>
       <w:pgMar w:top="1440" w:right="1440" w:bottom="1440" w:left="1440" w:header="720" w:footer="720" w:gutter="0"/>
@@ -10298,7 +10118,7 @@
     <w:lsdException w:qFormat="1" w:unhideWhenUsed="0" w:uiPriority="0" w:semiHidden="0" w:name="Title"/>
     <w:lsdException w:uiPriority="99" w:name="Closing"/>
     <w:lsdException w:uiPriority="99" w:name="Signature"/>
-    <w:lsdException w:qFormat="1" w:uiPriority="1" w:name="Default Paragraph Font"/>
+    <w:lsdException w:uiPriority="1" w:name="Default Paragraph Font"/>
     <w:lsdException w:uiPriority="99" w:name="Body Text"/>
     <w:lsdException w:uiPriority="99" w:name="Body Text Indent"/>
     <w:lsdException w:uiPriority="99" w:name="List Continue"/>
@@ -10597,7 +10417,6 @@
     <w:name w:val="Default Paragraph Font"/>
     <w:semiHidden/>
     <w:unhideWhenUsed/>
-    <w:qFormat/>
     <w:uiPriority w:val="1"/>
   </w:style>
   <w:style w:type="table" w:default="1" w:styleId="20">
